--- a/Knowledge/3-Work knowledge/1-Software Engineering/2-Testing/5-My Source/1-ISTQB Foundation Level/1-Testing terms/13-Retrospectives and Process Improvement.docx
+++ b/Knowledge/3-Work knowledge/1-Software Engineering/2-Testing/5-My Source/1-ISTQB Foundation Level/1-Testing terms/13-Retrospectives and Process Improvement.docx
@@ -18,60 +18,77 @@
       </w:pPr>
       <w:r>
         <w:rPr>
-          <w:b/>
-          <w:shd w:val="clear" w:color="auto" w:fill="B7B7B7"/>
-        </w:rPr>
-        <w:t># Source</w:t>
-      </w:r>
-      <w:r>
-        <w:rPr>
-          <w:shd w:val="clear" w:color="auto" w:fill="B7B7B7"/>
-        </w:rPr>
-        <w:t xml:space="preserve">: </w:t>
-      </w:r>
-      <w:proofErr w:type="spellStart"/>
-      <w:r>
-        <w:rPr>
-          <w:b/>
-          <w:shd w:val="clear" w:color="auto" w:fill="B7B7B7"/>
-        </w:rPr>
-        <w:t>Chatgpt</w:t>
-      </w:r>
-      <w:proofErr w:type="spellEnd"/>
-      <w:r>
-        <w:rPr>
-          <w:b/>
-          <w:shd w:val="clear" w:color="auto" w:fill="B7B7B7"/>
-        </w:rPr>
-        <w:t xml:space="preserve"> </w:t>
-      </w:r>
-      <w:r>
-        <w:rPr>
-          <w:b/>
-          <w:sz w:val="14"/>
-          <w:szCs w:val="14"/>
-          <w:shd w:val="clear" w:color="auto" w:fill="B7B7B7"/>
-        </w:rPr>
-        <w:t>(GPT</w:t>
-      </w:r>
-      <w:r>
-        <w:rPr>
-          <w:rFonts w:ascii="Cambria Math" w:hAnsi="Cambria Math" w:cs="Cambria Math"/>
-          <w:b/>
-          <w:sz w:val="14"/>
-          <w:szCs w:val="14"/>
-          <w:shd w:val="clear" w:color="auto" w:fill="B7B7B7"/>
+          <w:rFonts w:ascii="Arial" w:eastAsia="Arial" w:hAnsi="Arial" w:cs="Arial"/>
+          <w:b/>
+          <w:color w:val="000000"/>
+          <w:sz w:val="18"/>
+          <w:highlight w:val="lightGray"/>
+        </w:rPr>
+        <w:t># Source: AI Source: Provided by: [Data Path</w:t>
+      </w:r>
+      <w:r>
+        <w:rPr>
+          <w:rFonts w:ascii="Arial" w:eastAsia="Arial" w:hAnsi="Arial" w:cs="Arial"/>
+          <w:color w:val="000000"/>
+          <w:sz w:val="18"/>
+          <w:highlight w:val="lightGray"/>
+        </w:rPr>
+        <w:t xml:space="preserve">: Persons Table -&gt; ID Column: 1, Name_En Column: Motasem Essam] -&gt; </w:t>
+      </w:r>
+      <w:r>
+        <w:rPr>
+          <w:rFonts w:ascii="Arial" w:eastAsia="Arial" w:hAnsi="Arial" w:cs="Arial"/>
+          <w:b/>
+          <w:color w:val="000000"/>
+          <w:sz w:val="18"/>
+          <w:highlight w:val="lightGray"/>
+        </w:rPr>
+        <w:t>From:</w:t>
+      </w:r>
+      <w:r>
+        <w:rPr>
+          <w:rFonts w:ascii="Arial" w:eastAsia="Arial" w:hAnsi="Arial" w:cs="Arial"/>
+          <w:color w:val="000000"/>
+          <w:sz w:val="18"/>
+          <w:highlight w:val="lightGray"/>
+        </w:rPr>
+        <w:t xml:space="preserve"> [Chatgpt (GPT</w:t>
+      </w:r>
+      <w:r>
+        <w:rPr>
+          <w:rFonts w:ascii="Arial" w:eastAsia="Arial" w:hAnsi="Arial" w:cs="Cambria Math"/>
+          <w:color w:val="000000"/>
+          <w:sz w:val="18"/>
+          <w:highlight w:val="lightGray"/>
         </w:rPr>
         <w:t>‑</w:t>
       </w:r>
       <w:r>
         <w:rPr>
-          <w:b/>
-          <w:sz w:val="14"/>
-          <w:szCs w:val="14"/>
-          <w:shd w:val="clear" w:color="auto" w:fill="B7B7B7"/>
-        </w:rPr>
-        <w:t>5 Mini) at [8/14/2025]</w:t>
+          <w:rFonts w:ascii="Arial" w:eastAsia="Arial" w:hAnsi="Arial" w:cs="Arial"/>
+          <w:color w:val="000000"/>
+          <w:sz w:val="18"/>
+          <w:highlight w:val="lightGray"/>
+        </w:rPr>
+        <w:t xml:space="preserve">5 Mini)] </w:t>
+      </w:r>
+      <w:r>
+        <w:rPr>
+          <w:rFonts w:ascii="Arial" w:eastAsia="Arial" w:hAnsi="Arial" w:cs="Arial"/>
+          <w:b/>
+          <w:color w:val="000000"/>
+          <w:sz w:val="18"/>
+          <w:highlight w:val="lightGray"/>
+        </w:rPr>
+        <w:t>on</w:t>
+      </w:r>
+      <w:r>
+        <w:rPr>
+          <w:rFonts w:ascii="Arial" w:eastAsia="Arial" w:hAnsi="Arial"/>
+          <w:sz w:val="18"/>
+          <w:highlight w:val="lightGray"/>
+        </w:rPr>
+        <w:t xml:space="preserve"> [8/14/2025]</w:t>
       </w:r>
     </w:p>
     <w:p>
@@ -106,7 +123,7 @@
         <w:spacing w:before="200" w:after="40"/>
       </w:pPr>
       <w:r>
-        <w:pict w14:anchorId="0A8849D9">
+        <w:pict w14:anchorId="32401B8B">
           <v:rect id="_x0000_i1025" style="width:0;height:1.5pt" o:hralign="center" o:hrstd="t" o:hr="t" fillcolor="#a0a0a0" stroked="f"/>
         </w:pict>
       </w:r>
@@ -129,60 +146,77 @@
       </w:pPr>
       <w:r>
         <w:rPr>
-          <w:b/>
-          <w:shd w:val="clear" w:color="auto" w:fill="B7B7B7"/>
-        </w:rPr>
-        <w:t># Source</w:t>
-      </w:r>
-      <w:r>
-        <w:rPr>
-          <w:shd w:val="clear" w:color="auto" w:fill="B7B7B7"/>
-        </w:rPr>
-        <w:t xml:space="preserve">: </w:t>
-      </w:r>
-      <w:proofErr w:type="spellStart"/>
-      <w:r>
-        <w:rPr>
-          <w:b/>
-          <w:shd w:val="clear" w:color="auto" w:fill="B7B7B7"/>
-        </w:rPr>
-        <w:t>Chatgpt</w:t>
-      </w:r>
-      <w:proofErr w:type="spellEnd"/>
-      <w:r>
-        <w:rPr>
-          <w:b/>
-          <w:shd w:val="clear" w:color="auto" w:fill="B7B7B7"/>
-        </w:rPr>
-        <w:t xml:space="preserve"> </w:t>
-      </w:r>
-      <w:r>
-        <w:rPr>
-          <w:b/>
-          <w:sz w:val="14"/>
-          <w:szCs w:val="14"/>
-          <w:shd w:val="clear" w:color="auto" w:fill="B7B7B7"/>
-        </w:rPr>
-        <w:t>(GPT</w:t>
-      </w:r>
-      <w:r>
-        <w:rPr>
-          <w:rFonts w:ascii="Cambria Math" w:hAnsi="Cambria Math" w:cs="Cambria Math"/>
-          <w:b/>
-          <w:sz w:val="14"/>
-          <w:szCs w:val="14"/>
-          <w:shd w:val="clear" w:color="auto" w:fill="B7B7B7"/>
+          <w:rFonts w:ascii="Arial" w:eastAsia="Arial" w:hAnsi="Arial" w:cs="Arial"/>
+          <w:b/>
+          <w:color w:val="000000"/>
+          <w:sz w:val="18"/>
+          <w:highlight w:val="lightGray"/>
+        </w:rPr>
+        <w:t># Source: AI Source: Provided by: [Data Path</w:t>
+      </w:r>
+      <w:r>
+        <w:rPr>
+          <w:rFonts w:ascii="Arial" w:eastAsia="Arial" w:hAnsi="Arial" w:cs="Arial"/>
+          <w:color w:val="000000"/>
+          <w:sz w:val="18"/>
+          <w:highlight w:val="lightGray"/>
+        </w:rPr>
+        <w:t xml:space="preserve">: Persons Table -&gt; ID Column: 1, Name_En Column: Motasem Essam] -&gt; </w:t>
+      </w:r>
+      <w:r>
+        <w:rPr>
+          <w:rFonts w:ascii="Arial" w:eastAsia="Arial" w:hAnsi="Arial" w:cs="Arial"/>
+          <w:b/>
+          <w:color w:val="000000"/>
+          <w:sz w:val="18"/>
+          <w:highlight w:val="lightGray"/>
+        </w:rPr>
+        <w:t>From:</w:t>
+      </w:r>
+      <w:r>
+        <w:rPr>
+          <w:rFonts w:ascii="Arial" w:eastAsia="Arial" w:hAnsi="Arial" w:cs="Arial"/>
+          <w:color w:val="000000"/>
+          <w:sz w:val="18"/>
+          <w:highlight w:val="lightGray"/>
+        </w:rPr>
+        <w:t xml:space="preserve"> [Chatgpt (GPT</w:t>
+      </w:r>
+      <w:r>
+        <w:rPr>
+          <w:rFonts w:ascii="Arial" w:eastAsia="Arial" w:hAnsi="Arial" w:cs="Cambria Math"/>
+          <w:color w:val="000000"/>
+          <w:sz w:val="18"/>
+          <w:highlight w:val="lightGray"/>
         </w:rPr>
         <w:t>‑</w:t>
       </w:r>
       <w:r>
         <w:rPr>
-          <w:b/>
-          <w:sz w:val="14"/>
-          <w:szCs w:val="14"/>
-          <w:shd w:val="clear" w:color="auto" w:fill="B7B7B7"/>
-        </w:rPr>
-        <w:t>5 Mini) at [8/14/2025]</w:t>
+          <w:rFonts w:ascii="Arial" w:eastAsia="Arial" w:hAnsi="Arial" w:cs="Arial"/>
+          <w:color w:val="000000"/>
+          <w:sz w:val="18"/>
+          <w:highlight w:val="lightGray"/>
+        </w:rPr>
+        <w:t xml:space="preserve">5 Mini)] </w:t>
+      </w:r>
+      <w:r>
+        <w:rPr>
+          <w:rFonts w:ascii="Arial" w:eastAsia="Arial" w:hAnsi="Arial" w:cs="Arial"/>
+          <w:b/>
+          <w:color w:val="000000"/>
+          <w:sz w:val="18"/>
+          <w:highlight w:val="lightGray"/>
+        </w:rPr>
+        <w:t>on</w:t>
+      </w:r>
+      <w:r>
+        <w:rPr>
+          <w:rFonts w:ascii="Arial" w:eastAsia="Arial" w:hAnsi="Arial"/>
+          <w:sz w:val="18"/>
+          <w:highlight w:val="lightGray"/>
+        </w:rPr>
+        <w:t xml:space="preserve"> [8/14/2025]</w:t>
       </w:r>
     </w:p>
     <w:p>
@@ -191,7 +225,7 @@
           <w:ilvl w:val="0"/>
           <w:numId w:val="6"/>
         </w:numPr>
-        <w:spacing w:before="240"/>
+        <w:spacing w:before="240" w:after="0" w:line="276" w:lineRule="auto"/>
       </w:pPr>
       <w:r>
         <w:rPr>
@@ -225,6 +259,7 @@
           <w:ilvl w:val="1"/>
           <w:numId w:val="6"/>
         </w:numPr>
+        <w:spacing w:after="0" w:line="276" w:lineRule="auto"/>
       </w:pPr>
       <w:r>
         <w:rPr>
@@ -253,6 +288,7 @@
           <w:ilvl w:val="1"/>
           <w:numId w:val="6"/>
         </w:numPr>
+        <w:spacing w:after="0" w:line="276" w:lineRule="auto"/>
       </w:pPr>
       <w:r>
         <w:rPr>
@@ -281,6 +317,7 @@
           <w:ilvl w:val="1"/>
           <w:numId w:val="6"/>
         </w:numPr>
+        <w:spacing w:after="0" w:line="276" w:lineRule="auto"/>
       </w:pPr>
       <w:r>
         <w:rPr>
@@ -314,6 +351,7 @@
           <w:ilvl w:val="0"/>
           <w:numId w:val="6"/>
         </w:numPr>
+        <w:spacing w:after="0" w:line="276" w:lineRule="auto"/>
       </w:pPr>
       <w:r>
         <w:rPr>
@@ -360,7 +398,7 @@
           <w:ilvl w:val="0"/>
           <w:numId w:val="6"/>
         </w:numPr>
-        <w:spacing w:after="240"/>
+        <w:spacing w:after="240" w:line="276" w:lineRule="auto"/>
       </w:pPr>
       <w:r>
         <w:rPr>
@@ -390,7 +428,7 @@
         <w:spacing w:before="200" w:after="40"/>
       </w:pPr>
       <w:r>
-        <w:pict w14:anchorId="2985BE6F">
+        <w:pict w14:anchorId="606D7205">
           <v:rect id="_x0000_i1026" style="width:0;height:1.5pt" o:hralign="center" o:hrstd="t" o:hr="t" fillcolor="#a0a0a0" stroked="f"/>
         </w:pict>
       </w:r>
@@ -413,60 +451,77 @@
       </w:pPr>
       <w:r>
         <w:rPr>
-          <w:b/>
-          <w:shd w:val="clear" w:color="auto" w:fill="B7B7B7"/>
-        </w:rPr>
-        <w:t># Source</w:t>
-      </w:r>
-      <w:r>
-        <w:rPr>
-          <w:shd w:val="clear" w:color="auto" w:fill="B7B7B7"/>
-        </w:rPr>
-        <w:t xml:space="preserve">: </w:t>
-      </w:r>
-      <w:proofErr w:type="spellStart"/>
-      <w:r>
-        <w:rPr>
-          <w:b/>
-          <w:shd w:val="clear" w:color="auto" w:fill="B7B7B7"/>
-        </w:rPr>
-        <w:t>Chatgpt</w:t>
-      </w:r>
-      <w:proofErr w:type="spellEnd"/>
-      <w:r>
-        <w:rPr>
-          <w:b/>
-          <w:shd w:val="clear" w:color="auto" w:fill="B7B7B7"/>
-        </w:rPr>
-        <w:t xml:space="preserve"> </w:t>
-      </w:r>
-      <w:r>
-        <w:rPr>
-          <w:b/>
-          <w:sz w:val="14"/>
-          <w:szCs w:val="14"/>
-          <w:shd w:val="clear" w:color="auto" w:fill="B7B7B7"/>
-        </w:rPr>
-        <w:t>(GPT</w:t>
-      </w:r>
-      <w:r>
-        <w:rPr>
-          <w:rFonts w:ascii="Cambria Math" w:hAnsi="Cambria Math" w:cs="Cambria Math"/>
-          <w:b/>
-          <w:sz w:val="14"/>
-          <w:szCs w:val="14"/>
-          <w:shd w:val="clear" w:color="auto" w:fill="B7B7B7"/>
+          <w:rFonts w:ascii="Arial" w:eastAsia="Arial" w:hAnsi="Arial" w:cs="Arial"/>
+          <w:b/>
+          <w:color w:val="000000"/>
+          <w:sz w:val="18"/>
+          <w:highlight w:val="lightGray"/>
+        </w:rPr>
+        <w:t># Source: AI Source: Provided by: [Data Path</w:t>
+      </w:r>
+      <w:r>
+        <w:rPr>
+          <w:rFonts w:ascii="Arial" w:eastAsia="Arial" w:hAnsi="Arial" w:cs="Arial"/>
+          <w:color w:val="000000"/>
+          <w:sz w:val="18"/>
+          <w:highlight w:val="lightGray"/>
+        </w:rPr>
+        <w:t xml:space="preserve">: Persons Table -&gt; ID Column: 1, Name_En Column: Motasem Essam] -&gt; </w:t>
+      </w:r>
+      <w:r>
+        <w:rPr>
+          <w:rFonts w:ascii="Arial" w:eastAsia="Arial" w:hAnsi="Arial" w:cs="Arial"/>
+          <w:b/>
+          <w:color w:val="000000"/>
+          <w:sz w:val="18"/>
+          <w:highlight w:val="lightGray"/>
+        </w:rPr>
+        <w:t>From:</w:t>
+      </w:r>
+      <w:r>
+        <w:rPr>
+          <w:rFonts w:ascii="Arial" w:eastAsia="Arial" w:hAnsi="Arial" w:cs="Arial"/>
+          <w:color w:val="000000"/>
+          <w:sz w:val="18"/>
+          <w:highlight w:val="lightGray"/>
+        </w:rPr>
+        <w:t xml:space="preserve"> [Chatgpt (GPT</w:t>
+      </w:r>
+      <w:r>
+        <w:rPr>
+          <w:rFonts w:ascii="Arial" w:eastAsia="Arial" w:hAnsi="Arial" w:cs="Cambria Math"/>
+          <w:color w:val="000000"/>
+          <w:sz w:val="18"/>
+          <w:highlight w:val="lightGray"/>
         </w:rPr>
         <w:t>‑</w:t>
       </w:r>
       <w:r>
         <w:rPr>
-          <w:b/>
-          <w:sz w:val="14"/>
-          <w:szCs w:val="14"/>
-          <w:shd w:val="clear" w:color="auto" w:fill="B7B7B7"/>
-        </w:rPr>
-        <w:t>5 Mini) at [8/14/2025]</w:t>
+          <w:rFonts w:ascii="Arial" w:eastAsia="Arial" w:hAnsi="Arial" w:cs="Arial"/>
+          <w:color w:val="000000"/>
+          <w:sz w:val="18"/>
+          <w:highlight w:val="lightGray"/>
+        </w:rPr>
+        <w:t xml:space="preserve">5 Mini)] </w:t>
+      </w:r>
+      <w:r>
+        <w:rPr>
+          <w:rFonts w:ascii="Arial" w:eastAsia="Arial" w:hAnsi="Arial" w:cs="Arial"/>
+          <w:b/>
+          <w:color w:val="000000"/>
+          <w:sz w:val="18"/>
+          <w:highlight w:val="lightGray"/>
+        </w:rPr>
+        <w:t>on</w:t>
+      </w:r>
+      <w:r>
+        <w:rPr>
+          <w:rFonts w:ascii="Arial" w:eastAsia="Arial" w:hAnsi="Arial"/>
+          <w:sz w:val="18"/>
+          <w:highlight w:val="lightGray"/>
+        </w:rPr>
+        <w:t xml:space="preserve"> [8/14/2025]</w:t>
       </w:r>
     </w:p>
     <w:p>
@@ -475,7 +530,7 @@
           <w:ilvl w:val="0"/>
           <w:numId w:val="4"/>
         </w:numPr>
-        <w:spacing w:before="240"/>
+        <w:spacing w:before="240" w:after="0" w:line="276" w:lineRule="auto"/>
       </w:pPr>
       <w:r>
         <w:rPr>
@@ -503,6 +558,7 @@
           <w:ilvl w:val="0"/>
           <w:numId w:val="4"/>
         </w:numPr>
+        <w:spacing w:after="0" w:line="276" w:lineRule="auto"/>
       </w:pPr>
       <w:r>
         <w:rPr>
@@ -530,6 +586,7 @@
           <w:ilvl w:val="0"/>
           <w:numId w:val="4"/>
         </w:numPr>
+        <w:spacing w:after="0" w:line="276" w:lineRule="auto"/>
       </w:pPr>
       <w:r>
         <w:rPr>
@@ -557,13 +614,13 @@
           <w:ilvl w:val="0"/>
           <w:numId w:val="4"/>
         </w:numPr>
-      </w:pPr>
-      <w:r>
-        <w:rPr>
-          <w:rFonts w:ascii="Roboto Mono" w:eastAsia="Roboto Mono" w:hAnsi="Roboto Mono" w:cs="Roboto Mono"/>
-          <w:b/>
-        </w:rPr>
-        <w:lastRenderedPageBreak/>
+        <w:spacing w:after="0" w:line="276" w:lineRule="auto"/>
+      </w:pPr>
+      <w:r>
+        <w:rPr>
+          <w:rFonts w:ascii="Roboto Mono" w:eastAsia="Roboto Mono" w:hAnsi="Roboto Mono" w:cs="Roboto Mono"/>
+          <w:b/>
+        </w:rPr>
         <w:t>Decide actions</w:t>
       </w:r>
       <w:r>
@@ -585,7 +642,7 @@
           <w:ilvl w:val="0"/>
           <w:numId w:val="4"/>
         </w:numPr>
-        <w:spacing w:after="240"/>
+        <w:spacing w:after="240" w:line="276" w:lineRule="auto"/>
       </w:pPr>
       <w:r>
         <w:rPr>
@@ -609,7 +666,7 @@
         <w:spacing w:before="200" w:after="40"/>
       </w:pPr>
       <w:r>
-        <w:pict w14:anchorId="0AE76F6F">
+        <w:pict w14:anchorId="61BC1171">
           <v:rect id="_x0000_i1027" style="width:0;height:1.5pt" o:hralign="center" o:hrstd="t" o:hr="t" fillcolor="#a0a0a0" stroked="f"/>
         </w:pict>
       </w:r>
@@ -632,60 +689,77 @@
       </w:pPr>
       <w:r>
         <w:rPr>
-          <w:b/>
-          <w:shd w:val="clear" w:color="auto" w:fill="B7B7B7"/>
-        </w:rPr>
-        <w:t># Source</w:t>
-      </w:r>
-      <w:r>
-        <w:rPr>
-          <w:shd w:val="clear" w:color="auto" w:fill="B7B7B7"/>
-        </w:rPr>
-        <w:t xml:space="preserve">: </w:t>
-      </w:r>
-      <w:proofErr w:type="spellStart"/>
-      <w:r>
-        <w:rPr>
-          <w:b/>
-          <w:shd w:val="clear" w:color="auto" w:fill="B7B7B7"/>
-        </w:rPr>
-        <w:t>Chatgpt</w:t>
-      </w:r>
-      <w:proofErr w:type="spellEnd"/>
-      <w:r>
-        <w:rPr>
-          <w:b/>
-          <w:shd w:val="clear" w:color="auto" w:fill="B7B7B7"/>
-        </w:rPr>
-        <w:t xml:space="preserve"> </w:t>
-      </w:r>
-      <w:r>
-        <w:rPr>
-          <w:b/>
-          <w:sz w:val="14"/>
-          <w:szCs w:val="14"/>
-          <w:shd w:val="clear" w:color="auto" w:fill="B7B7B7"/>
-        </w:rPr>
-        <w:t>(GPT</w:t>
-      </w:r>
-      <w:r>
-        <w:rPr>
-          <w:rFonts w:ascii="Cambria Math" w:hAnsi="Cambria Math" w:cs="Cambria Math"/>
-          <w:b/>
-          <w:sz w:val="14"/>
-          <w:szCs w:val="14"/>
-          <w:shd w:val="clear" w:color="auto" w:fill="B7B7B7"/>
+          <w:rFonts w:ascii="Arial" w:eastAsia="Arial" w:hAnsi="Arial" w:cs="Arial"/>
+          <w:b/>
+          <w:color w:val="000000"/>
+          <w:sz w:val="18"/>
+          <w:highlight w:val="lightGray"/>
+        </w:rPr>
+        <w:t># Source: AI Source: Provided by: [Data Path</w:t>
+      </w:r>
+      <w:r>
+        <w:rPr>
+          <w:rFonts w:ascii="Arial" w:eastAsia="Arial" w:hAnsi="Arial" w:cs="Arial"/>
+          <w:color w:val="000000"/>
+          <w:sz w:val="18"/>
+          <w:highlight w:val="lightGray"/>
+        </w:rPr>
+        <w:t xml:space="preserve">: Persons Table -&gt; ID Column: 1, Name_En Column: Motasem Essam] -&gt; </w:t>
+      </w:r>
+      <w:r>
+        <w:rPr>
+          <w:rFonts w:ascii="Arial" w:eastAsia="Arial" w:hAnsi="Arial" w:cs="Arial"/>
+          <w:b/>
+          <w:color w:val="000000"/>
+          <w:sz w:val="18"/>
+          <w:highlight w:val="lightGray"/>
+        </w:rPr>
+        <w:t>From:</w:t>
+      </w:r>
+      <w:r>
+        <w:rPr>
+          <w:rFonts w:ascii="Arial" w:eastAsia="Arial" w:hAnsi="Arial" w:cs="Arial"/>
+          <w:color w:val="000000"/>
+          <w:sz w:val="18"/>
+          <w:highlight w:val="lightGray"/>
+        </w:rPr>
+        <w:t xml:space="preserve"> [Chatgpt (GPT</w:t>
+      </w:r>
+      <w:r>
+        <w:rPr>
+          <w:rFonts w:ascii="Arial" w:eastAsia="Arial" w:hAnsi="Arial" w:cs="Cambria Math"/>
+          <w:color w:val="000000"/>
+          <w:sz w:val="18"/>
+          <w:highlight w:val="lightGray"/>
         </w:rPr>
         <w:t>‑</w:t>
       </w:r>
       <w:r>
         <w:rPr>
-          <w:b/>
-          <w:sz w:val="14"/>
-          <w:szCs w:val="14"/>
-          <w:shd w:val="clear" w:color="auto" w:fill="B7B7B7"/>
-        </w:rPr>
-        <w:t>5 Mini) at [8/14/2025]</w:t>
+          <w:rFonts w:ascii="Arial" w:eastAsia="Arial" w:hAnsi="Arial" w:cs="Arial"/>
+          <w:color w:val="000000"/>
+          <w:sz w:val="18"/>
+          <w:highlight w:val="lightGray"/>
+        </w:rPr>
+        <w:t xml:space="preserve">5 Mini)] </w:t>
+      </w:r>
+      <w:r>
+        <w:rPr>
+          <w:rFonts w:ascii="Arial" w:eastAsia="Arial" w:hAnsi="Arial" w:cs="Arial"/>
+          <w:b/>
+          <w:color w:val="000000"/>
+          <w:sz w:val="18"/>
+          <w:highlight w:val="lightGray"/>
+        </w:rPr>
+        <w:t>on</w:t>
+      </w:r>
+      <w:r>
+        <w:rPr>
+          <w:rFonts w:ascii="Arial" w:eastAsia="Arial" w:hAnsi="Arial"/>
+          <w:sz w:val="18"/>
+          <w:highlight w:val="lightGray"/>
+        </w:rPr>
+        <w:t xml:space="preserve"> [8/14/2025]</w:t>
       </w:r>
     </w:p>
     <w:p>
@@ -694,7 +768,7 @@
           <w:ilvl w:val="0"/>
           <w:numId w:val="5"/>
         </w:numPr>
-        <w:spacing w:before="240"/>
+        <w:spacing w:before="240" w:after="0" w:line="276" w:lineRule="auto"/>
         <w:rPr>
           <w:rFonts w:ascii="Roboto Mono" w:eastAsia="Roboto Mono" w:hAnsi="Roboto Mono" w:cs="Roboto Mono"/>
         </w:rPr>
@@ -718,6 +792,7 @@
           <w:ilvl w:val="0"/>
           <w:numId w:val="5"/>
         </w:numPr>
+        <w:spacing w:after="0" w:line="276" w:lineRule="auto"/>
         <w:rPr>
           <w:rFonts w:ascii="Roboto Mono" w:eastAsia="Roboto Mono" w:hAnsi="Roboto Mono" w:cs="Roboto Mono"/>
         </w:rPr>
@@ -741,6 +816,7 @@
           <w:ilvl w:val="0"/>
           <w:numId w:val="5"/>
         </w:numPr>
+        <w:spacing w:after="0" w:line="276" w:lineRule="auto"/>
         <w:rPr>
           <w:rFonts w:ascii="Roboto Mono" w:eastAsia="Roboto Mono" w:hAnsi="Roboto Mono" w:cs="Roboto Mono"/>
         </w:rPr>
@@ -764,7 +840,7 @@
           <w:ilvl w:val="0"/>
           <w:numId w:val="5"/>
         </w:numPr>
-        <w:spacing w:after="240"/>
+        <w:spacing w:after="240" w:line="276" w:lineRule="auto"/>
         <w:rPr>
           <w:rFonts w:ascii="Roboto Mono" w:eastAsia="Roboto Mono" w:hAnsi="Roboto Mono" w:cs="Roboto Mono"/>
         </w:rPr>
@@ -787,7 +863,7 @@
         <w:spacing w:before="200" w:after="40"/>
       </w:pPr>
       <w:r>
-        <w:pict w14:anchorId="6BAAB742">
+        <w:pict w14:anchorId="06F5FDE9">
           <v:rect id="_x0000_i1028" style="width:0;height:1.5pt" o:hralign="center" o:hrstd="t" o:hr="t" fillcolor="#a0a0a0" stroked="f"/>
         </w:pict>
       </w:r>
@@ -810,60 +886,77 @@
       </w:pPr>
       <w:r>
         <w:rPr>
-          <w:b/>
-          <w:shd w:val="clear" w:color="auto" w:fill="B7B7B7"/>
-        </w:rPr>
-        <w:t># Source</w:t>
-      </w:r>
-      <w:r>
-        <w:rPr>
-          <w:shd w:val="clear" w:color="auto" w:fill="B7B7B7"/>
-        </w:rPr>
-        <w:t xml:space="preserve">: </w:t>
-      </w:r>
-      <w:proofErr w:type="spellStart"/>
-      <w:r>
-        <w:rPr>
-          <w:b/>
-          <w:shd w:val="clear" w:color="auto" w:fill="B7B7B7"/>
-        </w:rPr>
-        <w:t>Chatgpt</w:t>
-      </w:r>
-      <w:proofErr w:type="spellEnd"/>
-      <w:r>
-        <w:rPr>
-          <w:b/>
-          <w:shd w:val="clear" w:color="auto" w:fill="B7B7B7"/>
-        </w:rPr>
-        <w:t xml:space="preserve"> </w:t>
-      </w:r>
-      <w:r>
-        <w:rPr>
-          <w:b/>
-          <w:sz w:val="14"/>
-          <w:szCs w:val="14"/>
-          <w:shd w:val="clear" w:color="auto" w:fill="B7B7B7"/>
-        </w:rPr>
-        <w:t>(GPT</w:t>
-      </w:r>
-      <w:r>
-        <w:rPr>
-          <w:rFonts w:ascii="Cambria Math" w:hAnsi="Cambria Math" w:cs="Cambria Math"/>
-          <w:b/>
-          <w:sz w:val="14"/>
-          <w:szCs w:val="14"/>
-          <w:shd w:val="clear" w:color="auto" w:fill="B7B7B7"/>
+          <w:rFonts w:ascii="Arial" w:eastAsia="Arial" w:hAnsi="Arial" w:cs="Arial"/>
+          <w:b/>
+          <w:color w:val="000000"/>
+          <w:sz w:val="18"/>
+          <w:highlight w:val="lightGray"/>
+        </w:rPr>
+        <w:t># Source: AI Source: Provided by: [Data Path</w:t>
+      </w:r>
+      <w:r>
+        <w:rPr>
+          <w:rFonts w:ascii="Arial" w:eastAsia="Arial" w:hAnsi="Arial" w:cs="Arial"/>
+          <w:color w:val="000000"/>
+          <w:sz w:val="18"/>
+          <w:highlight w:val="lightGray"/>
+        </w:rPr>
+        <w:t xml:space="preserve">: Persons Table -&gt; ID Column: 1, Name_En Column: Motasem Essam] -&gt; </w:t>
+      </w:r>
+      <w:r>
+        <w:rPr>
+          <w:rFonts w:ascii="Arial" w:eastAsia="Arial" w:hAnsi="Arial" w:cs="Arial"/>
+          <w:b/>
+          <w:color w:val="000000"/>
+          <w:sz w:val="18"/>
+          <w:highlight w:val="lightGray"/>
+        </w:rPr>
+        <w:t>From:</w:t>
+      </w:r>
+      <w:r>
+        <w:rPr>
+          <w:rFonts w:ascii="Arial" w:eastAsia="Arial" w:hAnsi="Arial" w:cs="Arial"/>
+          <w:color w:val="000000"/>
+          <w:sz w:val="18"/>
+          <w:highlight w:val="lightGray"/>
+        </w:rPr>
+        <w:t xml:space="preserve"> [Chatgpt (GPT</w:t>
+      </w:r>
+      <w:r>
+        <w:rPr>
+          <w:rFonts w:ascii="Arial" w:eastAsia="Arial" w:hAnsi="Arial" w:cs="Cambria Math"/>
+          <w:color w:val="000000"/>
+          <w:sz w:val="18"/>
+          <w:highlight w:val="lightGray"/>
         </w:rPr>
         <w:t>‑</w:t>
       </w:r>
       <w:r>
         <w:rPr>
-          <w:b/>
-          <w:sz w:val="14"/>
-          <w:szCs w:val="14"/>
-          <w:shd w:val="clear" w:color="auto" w:fill="B7B7B7"/>
-        </w:rPr>
-        <w:t>5 Mini) at [8/14/2025]</w:t>
+          <w:rFonts w:ascii="Arial" w:eastAsia="Arial" w:hAnsi="Arial" w:cs="Arial"/>
+          <w:color w:val="000000"/>
+          <w:sz w:val="18"/>
+          <w:highlight w:val="lightGray"/>
+        </w:rPr>
+        <w:t xml:space="preserve">5 Mini)] </w:t>
+      </w:r>
+      <w:r>
+        <w:rPr>
+          <w:rFonts w:ascii="Arial" w:eastAsia="Arial" w:hAnsi="Arial" w:cs="Arial"/>
+          <w:b/>
+          <w:color w:val="000000"/>
+          <w:sz w:val="18"/>
+          <w:highlight w:val="lightGray"/>
+        </w:rPr>
+        <w:t>on</w:t>
+      </w:r>
+      <w:r>
+        <w:rPr>
+          <w:rFonts w:ascii="Arial" w:eastAsia="Arial" w:hAnsi="Arial"/>
+          <w:sz w:val="18"/>
+          <w:highlight w:val="lightGray"/>
+        </w:rPr>
+        <w:t xml:space="preserve"> [8/14/2025]</w:t>
       </w:r>
     </w:p>
     <w:p>
@@ -872,7 +965,7 @@
           <w:ilvl w:val="0"/>
           <w:numId w:val="3"/>
         </w:numPr>
-        <w:spacing w:before="240"/>
+        <w:spacing w:before="240" w:after="0" w:line="276" w:lineRule="auto"/>
       </w:pPr>
       <w:r>
         <w:rPr>
@@ -919,6 +1012,7 @@
           <w:ilvl w:val="0"/>
           <w:numId w:val="3"/>
         </w:numPr>
+        <w:spacing w:after="0" w:line="276" w:lineRule="auto"/>
       </w:pPr>
       <w:r>
         <w:rPr>
@@ -952,6 +1046,7 @@
           <w:ilvl w:val="0"/>
           <w:numId w:val="3"/>
         </w:numPr>
+        <w:spacing w:after="0" w:line="276" w:lineRule="auto"/>
         <w:rPr>
           <w:rFonts w:ascii="Roboto Mono" w:eastAsia="Roboto Mono" w:hAnsi="Roboto Mono" w:cs="Roboto Mono"/>
         </w:rPr>
@@ -975,6 +1070,7 @@
           <w:ilvl w:val="1"/>
           <w:numId w:val="3"/>
         </w:numPr>
+        <w:spacing w:after="0" w:line="276" w:lineRule="auto"/>
       </w:pPr>
       <w:r>
         <w:rPr>
@@ -1008,6 +1104,7 @@
           <w:ilvl w:val="1"/>
           <w:numId w:val="3"/>
         </w:numPr>
+        <w:spacing w:after="0" w:line="276" w:lineRule="auto"/>
       </w:pPr>
       <w:r>
         <w:rPr>
@@ -1041,6 +1138,7 @@
           <w:ilvl w:val="1"/>
           <w:numId w:val="3"/>
         </w:numPr>
+        <w:spacing w:after="0" w:line="276" w:lineRule="auto"/>
       </w:pPr>
       <w:r>
         <w:rPr>
@@ -1074,13 +1172,12 @@
           <w:ilvl w:val="1"/>
           <w:numId w:val="3"/>
         </w:numPr>
-        <w:spacing w:after="240"/>
-      </w:pPr>
-      <w:r>
-        <w:rPr>
-          <w:rFonts w:ascii="Roboto Mono" w:eastAsia="Roboto Mono" w:hAnsi="Roboto Mono" w:cs="Roboto Mono"/>
-        </w:rPr>
-        <w:lastRenderedPageBreak/>
+        <w:spacing w:after="240" w:line="276" w:lineRule="auto"/>
+      </w:pPr>
+      <w:r>
+        <w:rPr>
+          <w:rFonts w:ascii="Roboto Mono" w:eastAsia="Roboto Mono" w:hAnsi="Roboto Mono" w:cs="Roboto Mono"/>
+        </w:rPr>
         <w:t xml:space="preserve">Reducing </w:t>
       </w:r>
       <w:r>
@@ -1105,7 +1202,7 @@
         <w:spacing w:before="200" w:after="40"/>
       </w:pPr>
       <w:r>
-        <w:pict w14:anchorId="0F455930">
+        <w:pict w14:anchorId="261A8FAA">
           <v:rect id="_x0000_i1029" style="width:0;height:1.5pt" o:hralign="center" o:hrstd="t" o:hr="t" fillcolor="#a0a0a0" stroked="f"/>
         </w:pict>
       </w:r>
@@ -1128,60 +1225,77 @@
       </w:pPr>
       <w:r>
         <w:rPr>
-          <w:b/>
-          <w:shd w:val="clear" w:color="auto" w:fill="B7B7B7"/>
-        </w:rPr>
-        <w:t># Source</w:t>
-      </w:r>
-      <w:r>
-        <w:rPr>
-          <w:shd w:val="clear" w:color="auto" w:fill="B7B7B7"/>
-        </w:rPr>
-        <w:t xml:space="preserve">: </w:t>
-      </w:r>
-      <w:proofErr w:type="spellStart"/>
-      <w:r>
-        <w:rPr>
-          <w:b/>
-          <w:shd w:val="clear" w:color="auto" w:fill="B7B7B7"/>
-        </w:rPr>
-        <w:t>Chatgpt</w:t>
-      </w:r>
-      <w:proofErr w:type="spellEnd"/>
-      <w:r>
-        <w:rPr>
-          <w:b/>
-          <w:shd w:val="clear" w:color="auto" w:fill="B7B7B7"/>
-        </w:rPr>
-        <w:t xml:space="preserve"> </w:t>
-      </w:r>
-      <w:r>
-        <w:rPr>
-          <w:b/>
-          <w:sz w:val="14"/>
-          <w:szCs w:val="14"/>
-          <w:shd w:val="clear" w:color="auto" w:fill="B7B7B7"/>
-        </w:rPr>
-        <w:t>(GPT</w:t>
-      </w:r>
-      <w:r>
-        <w:rPr>
-          <w:rFonts w:ascii="Cambria Math" w:hAnsi="Cambria Math" w:cs="Cambria Math"/>
-          <w:b/>
-          <w:sz w:val="14"/>
-          <w:szCs w:val="14"/>
-          <w:shd w:val="clear" w:color="auto" w:fill="B7B7B7"/>
+          <w:rFonts w:ascii="Arial" w:eastAsia="Arial" w:hAnsi="Arial" w:cs="Arial"/>
+          <w:b/>
+          <w:color w:val="000000"/>
+          <w:sz w:val="18"/>
+          <w:highlight w:val="lightGray"/>
+        </w:rPr>
+        <w:t># Source: AI Source: Provided by: [Data Path</w:t>
+      </w:r>
+      <w:r>
+        <w:rPr>
+          <w:rFonts w:ascii="Arial" w:eastAsia="Arial" w:hAnsi="Arial" w:cs="Arial"/>
+          <w:color w:val="000000"/>
+          <w:sz w:val="18"/>
+          <w:highlight w:val="lightGray"/>
+        </w:rPr>
+        <w:t xml:space="preserve">: Persons Table -&gt; ID Column: 1, Name_En Column: Motasem Essam] -&gt; </w:t>
+      </w:r>
+      <w:r>
+        <w:rPr>
+          <w:rFonts w:ascii="Arial" w:eastAsia="Arial" w:hAnsi="Arial" w:cs="Arial"/>
+          <w:b/>
+          <w:color w:val="000000"/>
+          <w:sz w:val="18"/>
+          <w:highlight w:val="lightGray"/>
+        </w:rPr>
+        <w:t>From:</w:t>
+      </w:r>
+      <w:r>
+        <w:rPr>
+          <w:rFonts w:ascii="Arial" w:eastAsia="Arial" w:hAnsi="Arial" w:cs="Arial"/>
+          <w:color w:val="000000"/>
+          <w:sz w:val="18"/>
+          <w:highlight w:val="lightGray"/>
+        </w:rPr>
+        <w:t xml:space="preserve"> [Chatgpt (GPT</w:t>
+      </w:r>
+      <w:r>
+        <w:rPr>
+          <w:rFonts w:ascii="Arial" w:eastAsia="Arial" w:hAnsi="Arial" w:cs="Cambria Math"/>
+          <w:color w:val="000000"/>
+          <w:sz w:val="18"/>
+          <w:highlight w:val="lightGray"/>
         </w:rPr>
         <w:t>‑</w:t>
       </w:r>
       <w:r>
         <w:rPr>
-          <w:b/>
-          <w:sz w:val="14"/>
-          <w:szCs w:val="14"/>
-          <w:shd w:val="clear" w:color="auto" w:fill="B7B7B7"/>
-        </w:rPr>
-        <w:t>5 Mini) at [8/14/2025]</w:t>
+          <w:rFonts w:ascii="Arial" w:eastAsia="Arial" w:hAnsi="Arial" w:cs="Arial"/>
+          <w:color w:val="000000"/>
+          <w:sz w:val="18"/>
+          <w:highlight w:val="lightGray"/>
+        </w:rPr>
+        <w:t xml:space="preserve">5 Mini)] </w:t>
+      </w:r>
+      <w:r>
+        <w:rPr>
+          <w:rFonts w:ascii="Arial" w:eastAsia="Arial" w:hAnsi="Arial" w:cs="Arial"/>
+          <w:b/>
+          <w:color w:val="000000"/>
+          <w:sz w:val="18"/>
+          <w:highlight w:val="lightGray"/>
+        </w:rPr>
+        <w:t>on</w:t>
+      </w:r>
+      <w:r>
+        <w:rPr>
+          <w:rFonts w:ascii="Arial" w:eastAsia="Arial" w:hAnsi="Arial"/>
+          <w:sz w:val="18"/>
+          <w:highlight w:val="lightGray"/>
+        </w:rPr>
+        <w:t xml:space="preserve"> [8/14/2025]</w:t>
       </w:r>
     </w:p>
     <w:p>
@@ -1190,7 +1304,7 @@
           <w:ilvl w:val="0"/>
           <w:numId w:val="1"/>
         </w:numPr>
-        <w:spacing w:before="240"/>
+        <w:spacing w:before="240" w:after="0" w:line="276" w:lineRule="auto"/>
         <w:rPr>
           <w:rFonts w:ascii="Roboto Mono" w:eastAsia="Roboto Mono" w:hAnsi="Roboto Mono" w:cs="Roboto Mono"/>
         </w:rPr>
@@ -1214,6 +1328,7 @@
           <w:ilvl w:val="0"/>
           <w:numId w:val="1"/>
         </w:numPr>
+        <w:spacing w:after="0" w:line="276" w:lineRule="auto"/>
       </w:pPr>
       <w:r>
         <w:rPr>
@@ -1273,7 +1388,7 @@
           <w:ilvl w:val="0"/>
           <w:numId w:val="1"/>
         </w:numPr>
-        <w:spacing w:after="240"/>
+        <w:spacing w:after="240" w:line="276" w:lineRule="auto"/>
       </w:pPr>
       <w:r>
         <w:rPr>
@@ -1325,7 +1440,7 @@
         <w:spacing w:before="200" w:after="40"/>
       </w:pPr>
       <w:r>
-        <w:pict w14:anchorId="727B43CD">
+        <w:pict w14:anchorId="64063330">
           <v:rect id="_x0000_i1030" style="width:0;height:1.5pt" o:hralign="center" o:hrstd="t" o:hr="t" fillcolor="#a0a0a0" stroked="f"/>
         </w:pict>
       </w:r>
@@ -1358,7 +1473,7 @@
           <w:ilvl w:val="0"/>
           <w:numId w:val="2"/>
         </w:numPr>
-        <w:spacing w:before="240"/>
+        <w:spacing w:before="240" w:after="0" w:line="276" w:lineRule="auto"/>
       </w:pPr>
       <w:r>
         <w:rPr>
@@ -1386,7 +1501,7 @@
           <w:ilvl w:val="0"/>
           <w:numId w:val="2"/>
         </w:numPr>
-        <w:spacing w:after="240"/>
+        <w:spacing w:after="240" w:line="276" w:lineRule="auto"/>
       </w:pPr>
       <w:r>
         <w:rPr>
@@ -1407,18 +1522,19 @@
         <w:spacing w:before="200" w:after="40"/>
       </w:pPr>
       <w:r>
-        <w:pict w14:anchorId="7DE5069B">
+        <w:pict w14:anchorId="5CE6AEBF">
           <v:rect id="_x0000_i1031" style="width:0;height:1.5pt" o:hralign="center" o:hrstd="t" o:hr="t" fillcolor="#a0a0a0" stroked="f"/>
         </w:pict>
       </w:r>
     </w:p>
+    <w:p/>
     <w:p/>
     <w:p/>
     <w:sectPr>
       <w:pgSz w:w="12240" w:h="15840"/>
       <w:pgMar w:top="1440" w:right="1440" w:bottom="1440" w:left="1440" w:header="720" w:footer="720" w:gutter="0"/>
-      <w:pgNumType w:start="1"/>
       <w:cols w:space="720"/>
+      <w:docGrid w:linePitch="360"/>
     </w:sectPr>
   </w:body>
 </w:document>
@@ -2525,18 +2641,6 @@
   <w:style w:type="paragraph" w:default="1" w:styleId="Normal">
     <w:name w:val="Normal"/>
     <w:qFormat/>
-    <w:rsid w:val="009F6F2D"/>
-    <w:pPr>
-      <w:spacing w:after="0" w:line="276" w:lineRule="auto"/>
-    </w:pPr>
-    <w:rPr>
-      <w:rFonts w:ascii="Arial" w:eastAsia="Arial" w:hAnsi="Arial" w:cs="Arial"/>
-      <w:kern w:val="0"/>
-      <w:sz w:val="22"/>
-      <w:szCs w:val="22"/>
-      <w:lang w:val="en"/>
-      <w14:ligatures w14:val="none"/>
-    </w:rPr>
   </w:style>
   <w:style w:type="paragraph" w:styleId="Heading1">
     <w:name w:val="heading 1"/>
@@ -2545,7 +2649,7 @@
     <w:link w:val="Heading1Char"/>
     <w:uiPriority w:val="9"/>
     <w:qFormat/>
-    <w:rsid w:val="00227FD0"/>
+    <w:rsid w:val="004D76DA"/>
     <w:pPr>
       <w:keepNext/>
       <w:keepLines/>
@@ -2567,7 +2671,7 @@
     <w:uiPriority w:val="9"/>
     <w:unhideWhenUsed/>
     <w:qFormat/>
-    <w:rsid w:val="00227FD0"/>
+    <w:rsid w:val="004D76DA"/>
     <w:pPr>
       <w:keepNext/>
       <w:keepLines/>
@@ -2590,7 +2694,7 @@
     <w:semiHidden/>
     <w:unhideWhenUsed/>
     <w:qFormat/>
-    <w:rsid w:val="00227FD0"/>
+    <w:rsid w:val="004D76DA"/>
     <w:pPr>
       <w:keepNext/>
       <w:keepLines/>
@@ -2613,7 +2717,7 @@
     <w:semiHidden/>
     <w:unhideWhenUsed/>
     <w:qFormat/>
-    <w:rsid w:val="00227FD0"/>
+    <w:rsid w:val="004D76DA"/>
     <w:pPr>
       <w:keepNext/>
       <w:keepLines/>
@@ -2636,7 +2740,7 @@
     <w:semiHidden/>
     <w:unhideWhenUsed/>
     <w:qFormat/>
-    <w:rsid w:val="00227FD0"/>
+    <w:rsid w:val="004D76DA"/>
     <w:pPr>
       <w:keepNext/>
       <w:keepLines/>
@@ -2657,11 +2761,11 @@
     <w:semiHidden/>
     <w:unhideWhenUsed/>
     <w:qFormat/>
-    <w:rsid w:val="00227FD0"/>
+    <w:rsid w:val="004D76DA"/>
     <w:pPr>
       <w:keepNext/>
       <w:keepLines/>
-      <w:spacing w:before="40"/>
+      <w:spacing w:before="40" w:after="0"/>
       <w:outlineLvl w:val="5"/>
     </w:pPr>
     <w:rPr>
@@ -2680,11 +2784,11 @@
     <w:semiHidden/>
     <w:unhideWhenUsed/>
     <w:qFormat/>
-    <w:rsid w:val="00227FD0"/>
+    <w:rsid w:val="004D76DA"/>
     <w:pPr>
       <w:keepNext/>
       <w:keepLines/>
-      <w:spacing w:before="40"/>
+      <w:spacing w:before="40" w:after="0"/>
       <w:outlineLvl w:val="6"/>
     </w:pPr>
     <w:rPr>
@@ -2701,10 +2805,11 @@
     <w:semiHidden/>
     <w:unhideWhenUsed/>
     <w:qFormat/>
-    <w:rsid w:val="00227FD0"/>
+    <w:rsid w:val="004D76DA"/>
     <w:pPr>
       <w:keepNext/>
       <w:keepLines/>
+      <w:spacing w:after="0"/>
       <w:outlineLvl w:val="7"/>
     </w:pPr>
     <w:rPr>
@@ -2723,10 +2828,11 @@
     <w:semiHidden/>
     <w:unhideWhenUsed/>
     <w:qFormat/>
-    <w:rsid w:val="00227FD0"/>
+    <w:rsid w:val="004D76DA"/>
     <w:pPr>
       <w:keepNext/>
       <w:keepLines/>
+      <w:spacing w:after="0"/>
       <w:outlineLvl w:val="8"/>
     </w:pPr>
     <w:rPr>
@@ -2766,7 +2872,7 @@
     <w:basedOn w:val="DefaultParagraphFont"/>
     <w:link w:val="Heading1"/>
     <w:uiPriority w:val="9"/>
-    <w:rsid w:val="00227FD0"/>
+    <w:rsid w:val="004D76DA"/>
     <w:rPr>
       <w:rFonts w:asciiTheme="majorHAnsi" w:eastAsiaTheme="majorEastAsia" w:hAnsiTheme="majorHAnsi" w:cstheme="majorBidi"/>
       <w:color w:val="2F5496" w:themeColor="accent1" w:themeShade="BF"/>
@@ -2779,7 +2885,7 @@
     <w:basedOn w:val="DefaultParagraphFont"/>
     <w:link w:val="Heading2"/>
     <w:uiPriority w:val="9"/>
-    <w:rsid w:val="00227FD0"/>
+    <w:rsid w:val="004D76DA"/>
     <w:rPr>
       <w:rFonts w:asciiTheme="majorHAnsi" w:eastAsiaTheme="majorEastAsia" w:hAnsiTheme="majorHAnsi" w:cstheme="majorBidi"/>
       <w:color w:val="2F5496" w:themeColor="accent1" w:themeShade="BF"/>
@@ -2793,7 +2899,7 @@
     <w:link w:val="Heading3"/>
     <w:uiPriority w:val="9"/>
     <w:semiHidden/>
-    <w:rsid w:val="00227FD0"/>
+    <w:rsid w:val="004D76DA"/>
     <w:rPr>
       <w:rFonts w:eastAsiaTheme="majorEastAsia" w:cstheme="majorBidi"/>
       <w:color w:val="2F5496" w:themeColor="accent1" w:themeShade="BF"/>
@@ -2807,7 +2913,7 @@
     <w:link w:val="Heading4"/>
     <w:uiPriority w:val="9"/>
     <w:semiHidden/>
-    <w:rsid w:val="00227FD0"/>
+    <w:rsid w:val="004D76DA"/>
     <w:rPr>
       <w:rFonts w:eastAsiaTheme="majorEastAsia" w:cstheme="majorBidi"/>
       <w:i/>
@@ -2821,7 +2927,7 @@
     <w:link w:val="Heading5"/>
     <w:uiPriority w:val="9"/>
     <w:semiHidden/>
-    <w:rsid w:val="00227FD0"/>
+    <w:rsid w:val="004D76DA"/>
     <w:rPr>
       <w:rFonts w:eastAsiaTheme="majorEastAsia" w:cstheme="majorBidi"/>
       <w:color w:val="2F5496" w:themeColor="accent1" w:themeShade="BF"/>
@@ -2833,7 +2939,7 @@
     <w:link w:val="Heading6"/>
     <w:uiPriority w:val="9"/>
     <w:semiHidden/>
-    <w:rsid w:val="00227FD0"/>
+    <w:rsid w:val="004D76DA"/>
     <w:rPr>
       <w:rFonts w:eastAsiaTheme="majorEastAsia" w:cstheme="majorBidi"/>
       <w:i/>
@@ -2847,7 +2953,7 @@
     <w:link w:val="Heading7"/>
     <w:uiPriority w:val="9"/>
     <w:semiHidden/>
-    <w:rsid w:val="00227FD0"/>
+    <w:rsid w:val="004D76DA"/>
     <w:rPr>
       <w:rFonts w:eastAsiaTheme="majorEastAsia" w:cstheme="majorBidi"/>
       <w:color w:val="595959" w:themeColor="text1" w:themeTint="A6"/>
@@ -2859,7 +2965,7 @@
     <w:link w:val="Heading8"/>
     <w:uiPriority w:val="9"/>
     <w:semiHidden/>
-    <w:rsid w:val="00227FD0"/>
+    <w:rsid w:val="004D76DA"/>
     <w:rPr>
       <w:rFonts w:eastAsiaTheme="majorEastAsia" w:cstheme="majorBidi"/>
       <w:i/>
@@ -2873,7 +2979,7 @@
     <w:link w:val="Heading9"/>
     <w:uiPriority w:val="9"/>
     <w:semiHidden/>
-    <w:rsid w:val="00227FD0"/>
+    <w:rsid w:val="004D76DA"/>
     <w:rPr>
       <w:rFonts w:eastAsiaTheme="majorEastAsia" w:cstheme="majorBidi"/>
       <w:color w:val="272727" w:themeColor="text1" w:themeTint="D8"/>
@@ -2886,7 +2992,7 @@
     <w:link w:val="TitleChar"/>
     <w:uiPriority w:val="10"/>
     <w:qFormat/>
-    <w:rsid w:val="00227FD0"/>
+    <w:rsid w:val="004D76DA"/>
     <w:pPr>
       <w:spacing w:after="80" w:line="240" w:lineRule="auto"/>
       <w:contextualSpacing/>
@@ -2904,7 +3010,7 @@
     <w:basedOn w:val="DefaultParagraphFont"/>
     <w:link w:val="Title"/>
     <w:uiPriority w:val="10"/>
-    <w:rsid w:val="00227FD0"/>
+    <w:rsid w:val="004D76DA"/>
     <w:rPr>
       <w:rFonts w:asciiTheme="majorHAnsi" w:eastAsiaTheme="majorEastAsia" w:hAnsiTheme="majorHAnsi" w:cstheme="majorBidi"/>
       <w:spacing w:val="-10"/>
@@ -2920,7 +3026,7 @@
     <w:link w:val="SubtitleChar"/>
     <w:uiPriority w:val="11"/>
     <w:qFormat/>
-    <w:rsid w:val="00227FD0"/>
+    <w:rsid w:val="004D76DA"/>
     <w:pPr>
       <w:numPr>
         <w:ilvl w:val="1"/>
@@ -2939,7 +3045,7 @@
     <w:basedOn w:val="DefaultParagraphFont"/>
     <w:link w:val="Subtitle"/>
     <w:uiPriority w:val="11"/>
-    <w:rsid w:val="00227FD0"/>
+    <w:rsid w:val="004D76DA"/>
     <w:rPr>
       <w:rFonts w:eastAsiaTheme="majorEastAsia" w:cstheme="majorBidi"/>
       <w:color w:val="595959" w:themeColor="text1" w:themeTint="A6"/>
@@ -2955,7 +3061,7 @@
     <w:link w:val="QuoteChar"/>
     <w:uiPriority w:val="29"/>
     <w:qFormat/>
-    <w:rsid w:val="00227FD0"/>
+    <w:rsid w:val="004D76DA"/>
     <w:pPr>
       <w:spacing w:before="160"/>
       <w:jc w:val="center"/>
@@ -2971,7 +3077,7 @@
     <w:basedOn w:val="DefaultParagraphFont"/>
     <w:link w:val="Quote"/>
     <w:uiPriority w:val="29"/>
-    <w:rsid w:val="00227FD0"/>
+    <w:rsid w:val="004D76DA"/>
     <w:rPr>
       <w:i/>
       <w:iCs/>
@@ -2983,7 +3089,7 @@
     <w:basedOn w:val="Normal"/>
     <w:uiPriority w:val="34"/>
     <w:qFormat/>
-    <w:rsid w:val="00227FD0"/>
+    <w:rsid w:val="004D76DA"/>
     <w:pPr>
       <w:ind w:left="720"/>
       <w:contextualSpacing/>
@@ -2994,7 +3100,7 @@
     <w:basedOn w:val="DefaultParagraphFont"/>
     <w:uiPriority w:val="21"/>
     <w:qFormat/>
-    <w:rsid w:val="00227FD0"/>
+    <w:rsid w:val="004D76DA"/>
     <w:rPr>
       <w:i/>
       <w:iCs/>
@@ -3008,7 +3114,7 @@
     <w:link w:val="IntenseQuoteChar"/>
     <w:uiPriority w:val="30"/>
     <w:qFormat/>
-    <w:rsid w:val="00227FD0"/>
+    <w:rsid w:val="004D76DA"/>
     <w:pPr>
       <w:pBdr>
         <w:top w:val="single" w:sz="4" w:space="10" w:color="2F5496" w:themeColor="accent1" w:themeShade="BF"/>
@@ -3029,7 +3135,7 @@
     <w:basedOn w:val="DefaultParagraphFont"/>
     <w:link w:val="IntenseQuote"/>
     <w:uiPriority w:val="30"/>
-    <w:rsid w:val="00227FD0"/>
+    <w:rsid w:val="004D76DA"/>
     <w:rPr>
       <w:i/>
       <w:iCs/>
@@ -3041,7 +3147,7 @@
     <w:basedOn w:val="DefaultParagraphFont"/>
     <w:uiPriority w:val="32"/>
     <w:qFormat/>
-    <w:rsid w:val="00227FD0"/>
+    <w:rsid w:val="004D76DA"/>
     <w:rPr>
       <w:b/>
       <w:bCs/>
